--- a/files/Menu Front Page.docx
+++ b/files/Menu Front Page.docx
@@ -274,17 +274,17 @@
         <w:p>
           <w:pPr>
             <w:pStyle w:val="NoSpacing"/>
-            <w:jc w:val="center"/>
             <w:rPr>
               <w:color w:val="4F81BD" w:themeColor="accent1"/>
-              <w:sz w:val="48"/>
-              <w:szCs w:val="48"/>
+              <w:sz w:val="40"/>
+              <w:szCs w:val="40"/>
             </w:rPr>
           </w:pPr>
         </w:p>
         <w:p>
           <w:pPr>
             <w:pStyle w:val="NoSpacing"/>
+            <w:ind w:left="-567" w:right="-563"/>
             <w:jc w:val="center"/>
             <w:rPr>
               <w:color w:val="4F81BD" w:themeColor="accent1"/>
@@ -298,7 +298,7 @@
               <w:sz w:val="40"/>
               <w:szCs w:val="40"/>
             </w:rPr>
-            <w:t>Please choose your meal</w:t>
+            <w:t>Record</w:t>
           </w:r>
           <w:r>
             <w:rPr>
@@ -306,53 +306,7 @@
               <w:sz w:val="40"/>
               <w:szCs w:val="40"/>
             </w:rPr>
-            <w:t>s</w:t>
-          </w:r>
-          <w:r>
-            <w:rPr>
-              <w:color w:val="4F81BD" w:themeColor="accent1"/>
-              <w:sz w:val="40"/>
-              <w:szCs w:val="40"/>
-            </w:rPr>
-            <w:t xml:space="preserve"> from the menus</w:t>
-          </w:r>
-          <w:r>
-            <w:rPr>
-              <w:color w:val="4F81BD" w:themeColor="accent1"/>
-              <w:sz w:val="40"/>
-              <w:szCs w:val="40"/>
-            </w:rPr>
-            <w:t xml:space="preserve"> below</w:t>
-          </w:r>
-        </w:p>
-        <w:p>
-          <w:pPr>
-            <w:pStyle w:val="NoSpacing"/>
-            <w:jc w:val="center"/>
-            <w:rPr>
-              <w:color w:val="4F81BD" w:themeColor="accent1"/>
-              <w:sz w:val="40"/>
-              <w:szCs w:val="40"/>
-            </w:rPr>
-          </w:pPr>
-        </w:p>
-        <w:p>
-          <w:pPr>
-            <w:pStyle w:val="NoSpacing"/>
-            <w:jc w:val="center"/>
-            <w:rPr>
-              <w:color w:val="4F81BD" w:themeColor="accent1"/>
-              <w:sz w:val="40"/>
-              <w:szCs w:val="40"/>
-            </w:rPr>
-          </w:pPr>
-          <w:r>
-            <w:rPr>
-              <w:color w:val="4F81BD" w:themeColor="accent1"/>
-              <w:sz w:val="40"/>
-              <w:szCs w:val="40"/>
-            </w:rPr>
-            <w:t>When done, record your selections</w:t>
+            <w:t xml:space="preserve"> your selection</w:t>
           </w:r>
           <w:r>
             <w:rPr>
@@ -389,6 +343,86 @@
               <w:szCs w:val="20"/>
             </w:rPr>
           </w:pPr>
+          <w:r>
+            <w:rPr>
+              <w:noProof/>
+              <w:color w:val="4F81BD" w:themeColor="accent1"/>
+              <w:sz w:val="20"/>
+              <w:szCs w:val="20"/>
+            </w:rPr>
+            <mc:AlternateContent>
+              <mc:Choice Requires="wps">
+                <w:drawing>
+                  <wp:anchor distT="0" distB="0" distL="114300" distR="114300" simplePos="0" relativeHeight="251660288" behindDoc="0" locked="0" layoutInCell="1" allowOverlap="1" wp14:anchorId="25B15564" wp14:editId="73BE0E27">
+                    <wp:simplePos x="0" y="0"/>
+                    <wp:positionH relativeFrom="column">
+                      <wp:posOffset>3609231</wp:posOffset>
+                    </wp:positionH>
+                    <wp:positionV relativeFrom="paragraph">
+                      <wp:posOffset>29061</wp:posOffset>
+                    </wp:positionV>
+                    <wp:extent cx="174760" cy="2461504"/>
+                    <wp:effectExtent l="171450" t="19050" r="92075" b="91440"/>
+                    <wp:wrapNone/>
+                    <wp:docPr id="397611246" name="Straight Arrow Connector 1"/>
+                    <wp:cNvGraphicFramePr/>
+                    <a:graphic xmlns:a="http://schemas.openxmlformats.org/drawingml/2006/main">
+                      <a:graphicData uri="http://schemas.microsoft.com/office/word/2010/wordprocessingShape">
+                        <wps:wsp>
+                          <wps:cNvCnPr/>
+                          <wps:spPr>
+                            <a:xfrm flipH="1">
+                              <a:off x="0" y="0"/>
+                              <a:ext cx="174760" cy="2461504"/>
+                            </a:xfrm>
+                            <a:prstGeom prst="straightConnector1">
+                              <a:avLst/>
+                            </a:prstGeom>
+                            <a:ln w="63500">
+                              <a:tailEnd type="triangle" w="lg" len="lg"/>
+                            </a:ln>
+                          </wps:spPr>
+                          <wps:style>
+                            <a:lnRef idx="3">
+                              <a:schemeClr val="accent3"/>
+                            </a:lnRef>
+                            <a:fillRef idx="0">
+                              <a:schemeClr val="accent3"/>
+                            </a:fillRef>
+                            <a:effectRef idx="2">
+                              <a:schemeClr val="accent3"/>
+                            </a:effectRef>
+                            <a:fontRef idx="minor">
+                              <a:schemeClr val="tx1"/>
+                            </a:fontRef>
+                          </wps:style>
+                          <wps:bodyPr/>
+                        </wps:wsp>
+                      </a:graphicData>
+                    </a:graphic>
+                    <wp14:sizeRelH relativeFrom="margin">
+                      <wp14:pctWidth>0</wp14:pctWidth>
+                    </wp14:sizeRelH>
+                    <wp14:sizeRelV relativeFrom="margin">
+                      <wp14:pctHeight>0</wp14:pctHeight>
+                    </wp14:sizeRelV>
+                  </wp:anchor>
+                </w:drawing>
+              </mc:Choice>
+              <mc:Fallback>
+                <w:pict>
+                  <v:shapetype w14:anchorId="3882E267" id="_x0000_t32" coordsize="21600,21600" o:spt="32" o:oned="t" path="m,l21600,21600e" filled="f">
+                    <v:path arrowok="t" fillok="f" o:connecttype="none"/>
+                    <o:lock v:ext="edit" shapetype="t"/>
+                  </v:shapetype>
+                  <v:shape id="Straight Arrow Connector 1" o:spid="_x0000_s1026" type="#_x0000_t32" style="position:absolute;margin-left:284.2pt;margin-top:2.3pt;width:13.75pt;height:193.8pt;flip:x;z-index:251660288;visibility:visible;mso-wrap-style:square;mso-width-percent:0;mso-height-percent:0;mso-wrap-distance-left:9pt;mso-wrap-distance-top:0;mso-wrap-distance-right:9pt;mso-wrap-distance-bottom:0;mso-position-horizontal:absolute;mso-position-horizontal-relative:text;mso-position-vertical:absolute;mso-position-vertical-relative:text;mso-width-percent:0;mso-height-percent:0;mso-width-relative:margin;mso-height-relative:margin" o:gfxdata="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" strokecolor="#9bbb59 [3206]" strokeweight="5pt">
+                    <v:stroke endarrow="block" endarrowwidth="wide" endarrowlength="long"/>
+                    <v:shadow on="t" color="black" opacity="22937f" origin=",.5" offset="0,.63889mm"/>
+                  </v:shape>
+                </w:pict>
+              </mc:Fallback>
+            </mc:AlternateContent>
+          </w:r>
         </w:p>
         <w:p>
           <w:pPr>
@@ -408,9 +442,9 @@
               <w:szCs w:val="48"/>
             </w:rPr>
             <w:drawing>
-              <wp:inline distT="0" distB="0" distL="0" distR="0" wp14:anchorId="6F62C3D9" wp14:editId="555434CB">
-                <wp:extent cx="3145000" cy="2861724"/>
-                <wp:effectExtent l="0" t="0" r="0" b="0"/>
+              <wp:inline distT="0" distB="0" distL="0" distR="0" wp14:anchorId="6F62C3D9" wp14:editId="29E03D53">
+                <wp:extent cx="4156197" cy="3781840"/>
+                <wp:effectExtent l="0" t="0" r="0" b="9525"/>
                 <wp:docPr id="1801765124" name="Picture 1"/>
                 <wp:cNvGraphicFramePr>
                   <a:graphicFrameLocks xmlns:a="http://schemas.openxmlformats.org/drawingml/2006/main" noChangeAspect="1"/>
@@ -431,7 +465,7 @@
                       <pic:spPr>
                         <a:xfrm>
                           <a:off x="0" y="0"/>
-                          <a:ext cx="3156376" cy="2872075"/>
+                          <a:ext cx="4177783" cy="3801482"/>
                         </a:xfrm>
                         <a:prstGeom prst="rect">
                           <a:avLst/>
@@ -1677,6 +1711,7 @@
     <w:rsidRoot w:val="000157DD"/>
     <w:rsid w:val="000157DD"/>
     <w:rsid w:val="000E69A5"/>
+    <w:rsid w:val="001B78BF"/>
     <w:rsid w:val="00402BC6"/>
     <w:rsid w:val="00572197"/>
     <w:rsid w:val="005802D0"/>
@@ -1684,6 +1719,7 @@
     <w:rsid w:val="008A7987"/>
     <w:rsid w:val="00BB4974"/>
     <w:rsid w:val="00E13F9A"/>
+    <w:rsid w:val="00F61BF7"/>
   </w:rsids>
   <m:mathPr>
     <m:mathFont m:val="Cambria Math"/>
